--- a/testing/evidence/TC02/TCO2REPORT.docx
+++ b/testing/evidence/TC02/TCO2REPORT.docx
@@ -76,8 +76,9 @@
       <w:r>
         <w:rPr>
           <w:rFonts w:hint="default" w:asciiTheme="minorAscii" w:hAnsiTheme="minorAscii"/>
-        </w:rPr>
-        <w:br w:type="textWrapping"/>
+          <w:lang w:val="en-US"/>
+        </w:rPr>
+        <w:t xml:space="preserve"> </w:t>
       </w:r>
       <w:r>
         <w:rPr>
@@ -118,8 +119,9 @@
       <w:r>
         <w:rPr>
           <w:rFonts w:hint="default" w:asciiTheme="minorAscii" w:hAnsiTheme="minorAscii"/>
-        </w:rPr>
-        <w:br w:type="textWrapping"/>
+          <w:lang w:val="en-US"/>
+        </w:rPr>
+        <w:t xml:space="preserve"> </w:t>
       </w:r>
       <w:r>
         <w:rPr>
@@ -130,8 +132,9 @@
       <w:r>
         <w:rPr>
           <w:rFonts w:hint="default" w:asciiTheme="minorAscii" w:hAnsiTheme="minorAscii"/>
-        </w:rPr>
-        <w:br w:type="textWrapping"/>
+          <w:lang w:val="en-US"/>
+        </w:rPr>
+        <w:t xml:space="preserve"> </w:t>
       </w:r>
       <w:r>
         <w:rPr>
@@ -187,8 +190,6 @@
         </w:rPr>
         <w:t>TC02_generate_appointment_reference_camunda.png</w:t>
       </w:r>
-      <w:bookmarkStart w:id="0" w:name="_GoBack"/>
-      <w:bookmarkEnd w:id="0"/>
       <w:r>
         <w:rPr>
           <w:rFonts w:hint="default" w:asciiTheme="minorAscii" w:hAnsiTheme="minorAscii"/>
@@ -264,8 +265,9 @@
       <w:r>
         <w:rPr>
           <w:rFonts w:hint="default" w:asciiTheme="minorAscii" w:hAnsiTheme="minorAscii"/>
-        </w:rPr>
-        <w:br w:type="textWrapping"/>
+          <w:lang w:val="en-US"/>
+        </w:rPr>
+        <w:t xml:space="preserve"> </w:t>
       </w:r>
       <w:r>
         <w:rPr>
@@ -276,9 +278,12 @@
       <w:r>
         <w:rPr>
           <w:rFonts w:hint="default" w:asciiTheme="minorAscii" w:hAnsiTheme="minorAscii"/>
-        </w:rPr>
-        <w:br w:type="textWrapping"/>
-      </w:r>
+          <w:lang w:val="en-US"/>
+        </w:rPr>
+        <w:t xml:space="preserve"> </w:t>
+      </w:r>
+      <w:bookmarkStart w:id="0" w:name="_GoBack"/>
+      <w:bookmarkEnd w:id="0"/>
       <w:r>
         <w:rPr>
           <w:rFonts w:hint="default" w:asciiTheme="minorAscii" w:hAnsiTheme="minorAscii"/>
@@ -406,7 +411,7 @@
     <w:lsdException w:unhideWhenUsed="0" w:uiPriority="0" w:semiHidden="0" w:name="Document Map"/>
     <w:lsdException w:unhideWhenUsed="0" w:uiPriority="0" w:semiHidden="0" w:name="Plain Text"/>
     <w:lsdException w:unhideWhenUsed="0" w:uiPriority="0" w:semiHidden="0" w:name="E-mail Signature"/>
-    <w:lsdException w:unhideWhenUsed="0" w:uiPriority="0" w:semiHidden="0" w:name="Normal (Web)"/>
+    <w:lsdException w:qFormat="1" w:unhideWhenUsed="0" w:uiPriority="0" w:semiHidden="0" w:name="Normal (Web)"/>
     <w:lsdException w:unhideWhenUsed="0" w:uiPriority="0" w:semiHidden="0" w:name="HTML Acronym"/>
     <w:lsdException w:unhideWhenUsed="0" w:uiPriority="0" w:semiHidden="0" w:name="HTML Address"/>
     <w:lsdException w:unhideWhenUsed="0" w:uiPriority="0" w:semiHidden="0" w:name="HTML Cite"/>
@@ -594,6 +599,7 @@
   </w:style>
   <w:style w:type="paragraph" w:styleId="4">
     <w:name w:val="Normal (Web)"/>
+    <w:qFormat/>
     <w:uiPriority w:val="0"/>
     <w:pPr>
       <w:spacing w:before="0" w:beforeAutospacing="1" w:after="0" w:afterAutospacing="1"/>
@@ -601,6 +607,7 @@
       <w:jc w:val="left"/>
     </w:pPr>
     <w:rPr>
+      <w:rFonts w:ascii="Times New Roman" w:hAnsi="Times New Roman" w:eastAsia="SimSun" w:cs="Times New Roman"/>
       <w:kern w:val="0"/>
       <w:sz w:val="24"/>
       <w:szCs w:val="24"/>
